--- a/policies/build/chapters_v2/AAC/HCO_AAC_8_v2_REWRITE_DRAFT.docx
+++ b/policies/build/chapters_v2/AAC/HCO_AAC_8_v2_REWRITE_DRAFT.docx
@@ -2307,7 +2307,19 @@
         <w:pStyle w:val="ListBullet"/>
       </w:pPr>
       <w:r>
-        <w:t>Atomic Energy (Radiation Protection) Rules, 2004 — licensing, radiation protection and related duties for radiation-emitting imaging.</w:t>
+        <w:t xml:space="preserve">Atomic Energy Regulatory Board, Government of India. (2004). </w:t>
+      </w:r>
+      <w:hyperlink r:id="rId9">
+        <w:r>
+          <w:rPr>
+            <w:color w:val="0563C1"/>
+            <w:u w:val="single"/>
+          </w:rPr>
+          <w:t>https://www.aerb.gov.in/images/PDF/RPR2004-with-corrigendum.pdf</w:t>
+        </w:r>
+      </w:hyperlink>
+      <w:r>
+        <w:t xml:space="preserve"> Atomic Energy (Radiation Protection) Rules, 2004 — licensing, radiation protection and related duties for radiation-emitting imaging.</w:t>
       </w:r>
     </w:p>
     <w:p>
@@ -2315,7 +2327,19 @@
         <w:pStyle w:val="ListBullet"/>
       </w:pPr>
       <w:r>
-        <w:t>Pre-Conception and Pre-Natal Diagnostic Techniques (Prohibition of Sex Selection) Act, 1994 — registration, display and reporting for covered prenatal diagnostic imaging.</w:t>
+        <w:t xml:space="preserve">Government of India. (1994). </w:t>
+      </w:r>
+      <w:hyperlink r:id="rId10">
+        <w:r>
+          <w:rPr>
+            <w:color w:val="0563C1"/>
+            <w:u w:val="single"/>
+          </w:rPr>
+          <w:t>https://www.indiacode.nic.in/bitstream/123456789/8399/1/pre-conception-pre-natal-diagnostic-techniques-act-1994.pdf</w:t>
+        </w:r>
+      </w:hyperlink>
+      <w:r>
+        <w:t xml:space="preserve"> The Pre-Conception and Pre-Natal Diagnostic Techniques (Prohibition of Sex Selection) Act, 1994 — registration, display and reporting for covered prenatal diagnostic imaging.</w:t>
       </w:r>
     </w:p>
     <w:p>
@@ -2323,7 +2347,19 @@
         <w:pStyle w:val="ListBullet"/>
       </w:pPr>
       <w:r>
-        <w:t>AERB guidelines — reference for radiation-based imaging practice (AAC.8.d).</w:t>
+        <w:t xml:space="preserve">Atomic Energy Regulatory Board, Government of India. (n.d.). </w:t>
+      </w:r>
+      <w:hyperlink r:id="rId11">
+        <w:r>
+          <w:rPr>
+            <w:color w:val="0563C1"/>
+            <w:u w:val="single"/>
+          </w:rPr>
+          <w:t>https://www.aerb.gov.in</w:t>
+        </w:r>
+      </w:hyperlink>
+      <w:r>
+        <w:t xml:space="preserve"> AERB guidelines — reference for radiation-based imaging practice (AAC.8.d).</w:t>
       </w:r>
     </w:p>
     <w:p>
